--- a/docs/lista_louvores/Textos_Louvores/NEGAR A MIM.docx
+++ b/docs/lista_louvores/Textos_Louvores/NEGAR A MIM.docx
@@ -4,7 +4,7 @@
   <w:body>
     <w:p>
       <w:pPr>
-        <w:pStyle w:val="SemEspaamento"/>
+        <w:pStyle w:val="Ttulo1"/>
       </w:pPr>
       <w:r>
         <w:t>NEGAR A MIM</w:t>
@@ -16,629 +16,798 @@
     <w:p>
       <w:pPr>
         <w:rPr>
+          <w:rFonts w:ascii="Times New Roman" w:hAnsi="Times New Roman"/>
           <w:bCs/>
         </w:rPr>
       </w:pPr>
       <w:r>
         <w:rPr>
+          <w:rFonts w:ascii="Times New Roman" w:hAnsi="Times New Roman"/>
           <w:bCs/>
         </w:rPr>
         <w:t xml:space="preserve">Não é falta de direção, </w:t>
       </w:r>
       <w:r>
         <w:rPr>
-          <w:bCs/>
-        </w:rPr>
-        <w:br/>
-      </w:r>
-      <w:r>
-        <w:rPr>
+          <w:rFonts w:ascii="Times New Roman" w:hAnsi="Times New Roman"/>
+          <w:bCs/>
+        </w:rPr>
+        <w:br/>
+      </w:r>
+      <w:r>
+        <w:rPr>
+          <w:rFonts w:ascii="Times New Roman" w:hAnsi="Times New Roman"/>
           <w:bCs/>
         </w:rPr>
         <w:t>é falta de rendição</w:t>
       </w:r>
       <w:r>
         <w:rPr>
-          <w:bCs/>
-        </w:rPr>
-        <w:br/>
-      </w:r>
-      <w:r>
-        <w:rPr>
-          <w:bCs/>
-        </w:rPr>
-        <w:t xml:space="preserve">A voz Dele eu conheço, </w:t>
-      </w:r>
-      <w:r>
-        <w:rPr>
-          <w:bCs/>
-        </w:rPr>
-        <w:br/>
-      </w:r>
-      <w:r>
-        <w:rPr>
+          <w:rFonts w:ascii="Times New Roman" w:hAnsi="Times New Roman"/>
+          <w:bCs/>
+        </w:rPr>
+        <w:br/>
+      </w:r>
+      <w:r>
+        <w:rPr>
+          <w:rFonts w:ascii="Times New Roman" w:hAnsi="Times New Roman"/>
+          <w:bCs/>
+        </w:rPr>
+        <w:t xml:space="preserve">A </w:t>
+      </w:r>
+      <w:proofErr w:type="gramStart"/>
+      <w:r>
+        <w:rPr>
+          <w:rFonts w:ascii="Times New Roman" w:hAnsi="Times New Roman"/>
+          <w:bCs/>
+        </w:rPr>
+        <w:t>voz Dele</w:t>
+      </w:r>
+      <w:proofErr w:type="gramEnd"/>
+      <w:r>
+        <w:rPr>
+          <w:rFonts w:ascii="Times New Roman" w:hAnsi="Times New Roman"/>
+          <w:bCs/>
+        </w:rPr>
+        <w:t xml:space="preserve"> eu conheço, </w:t>
+      </w:r>
+      <w:r>
+        <w:rPr>
+          <w:rFonts w:ascii="Times New Roman" w:hAnsi="Times New Roman"/>
+          <w:bCs/>
+        </w:rPr>
+        <w:br/>
+      </w:r>
+      <w:r>
+        <w:rPr>
+          <w:rFonts w:ascii="Times New Roman" w:hAnsi="Times New Roman"/>
           <w:bCs/>
         </w:rPr>
         <w:t>mas será que eu obedeço?</w:t>
-      </w:r>
-      <w:r>
-        <w:rPr>
-          <w:bCs/>
-        </w:rPr>
-        <w:br/>
-      </w:r>
-      <w:r>
-        <w:rPr>
-          <w:bCs/>
-        </w:rPr>
-        <w:t xml:space="preserve">Eu oro, fala Senhor, </w:t>
-      </w:r>
-      <w:r>
-        <w:rPr>
-          <w:bCs/>
-        </w:rPr>
-        <w:br/>
-      </w:r>
-      <w:r>
-        <w:rPr>
-          <w:bCs/>
-        </w:rPr>
-        <w:t>mas já tenho meu plano interior</w:t>
-      </w:r>
-      <w:r>
-        <w:rPr>
-          <w:bCs/>
-        </w:rPr>
-        <w:br/>
-      </w:r>
-      <w:r>
-        <w:rPr>
-          <w:bCs/>
-        </w:rPr>
-        <w:t xml:space="preserve">Peço que guieis os meus passos, </w:t>
-      </w:r>
-      <w:r>
-        <w:rPr>
-          <w:bCs/>
-        </w:rPr>
-        <w:br/>
-      </w:r>
-      <w:r>
-        <w:rPr>
-          <w:bCs/>
-        </w:rPr>
-        <w:t>mas resisto quando me tiras do meu espaço</w:t>
-      </w:r>
-      <w:r>
-        <w:rPr>
-          <w:bCs/>
-        </w:rPr>
-        <w:br/>
-      </w:r>
-      <w:r>
-        <w:rPr>
-          <w:bCs/>
-        </w:rPr>
-        <w:t xml:space="preserve">Não é que eu não entenda a Tua vontade, </w:t>
-      </w:r>
-      <w:r>
-        <w:rPr>
-          <w:bCs/>
-        </w:rPr>
-        <w:br/>
-      </w:r>
-      <w:r>
-        <w:rPr>
-          <w:bCs/>
-        </w:rPr>
-        <w:t>é que a minha grita com intensidade</w:t>
-      </w:r>
-      <w:r>
-        <w:rPr>
-          <w:bCs/>
-        </w:rPr>
-        <w:br/>
-      </w:r>
-      <w:r>
-        <w:rPr>
-          <w:bCs/>
-        </w:rPr>
-        <w:t xml:space="preserve">Mas </w:t>
-      </w:r>
-      <w:r>
-        <w:rPr>
-          <w:bCs/>
-        </w:rPr>
-        <w:t>T</w:t>
-      </w:r>
-      <w:r>
-        <w:rPr>
-          <w:bCs/>
-        </w:rPr>
-        <w:t xml:space="preserve">u me chamas pra morrer, </w:t>
-      </w:r>
-      <w:r>
-        <w:rPr>
-          <w:bCs/>
-        </w:rPr>
-        <w:br/>
-      </w:r>
-      <w:r>
-        <w:rPr>
-          <w:bCs/>
-        </w:rPr>
-        <w:t xml:space="preserve">pra viver o </w:t>
-      </w:r>
-      <w:r>
-        <w:rPr>
-          <w:bCs/>
-        </w:rPr>
-        <w:t>T</w:t>
-      </w:r>
-      <w:r>
-        <w:rPr>
-          <w:bCs/>
-        </w:rPr>
-        <w:t>eu querer</w:t>
       </w:r>
     </w:p>
     <w:p>
       <w:pPr>
         <w:rPr>
-          <w:b/>
+          <w:rFonts w:ascii="Times New Roman" w:hAnsi="Times New Roman"/>
+          <w:bCs/>
         </w:rPr>
       </w:pPr>
       <w:r>
         <w:rPr>
-          <w:b/>
-        </w:rPr>
-        <w:t xml:space="preserve">A grande luta da minha vida </w:t>
-      </w:r>
-      <w:r>
-        <w:rPr>
-          <w:b/>
-        </w:rPr>
-        <w:br/>
-      </w:r>
-      <w:r>
-        <w:rPr>
-          <w:b/>
-        </w:rPr>
-        <w:t xml:space="preserve">não é </w:t>
-      </w:r>
-      <w:r>
-        <w:rPr>
-          <w:b/>
-        </w:rPr>
-        <w:t>T</w:t>
-      </w:r>
-      <w:r>
-        <w:rPr>
-          <w:b/>
-        </w:rPr>
-        <w:t>e escutar. É me calar.</w:t>
-      </w:r>
-      <w:r>
-        <w:rPr>
-          <w:b/>
-        </w:rPr>
-        <w:br/>
-      </w:r>
-      <w:r>
-        <w:rPr>
-          <w:b/>
-        </w:rPr>
-        <w:t xml:space="preserve">Não é discernir </w:t>
-      </w:r>
-      <w:r>
-        <w:rPr>
-          <w:b/>
-        </w:rPr>
-        <w:t>T</w:t>
-      </w:r>
-      <w:r>
-        <w:rPr>
-          <w:b/>
-        </w:rPr>
-        <w:t xml:space="preserve">ua direção. </w:t>
-      </w:r>
-      <w:r>
-        <w:rPr>
-          <w:b/>
-        </w:rPr>
-        <w:br/>
-      </w:r>
-      <w:r>
-        <w:rPr>
-          <w:b/>
-        </w:rPr>
-        <w:t>É negar meu próprio coração</w:t>
-      </w:r>
-      <w:r>
-        <w:rPr>
-          <w:b/>
+          <w:rFonts w:ascii="Times New Roman" w:hAnsi="Times New Roman"/>
+          <w:bCs/>
+        </w:rPr>
+        <w:t xml:space="preserve">Eu oro, fala Senhor, </w:t>
+      </w:r>
+      <w:r>
+        <w:rPr>
+          <w:rFonts w:ascii="Times New Roman" w:hAnsi="Times New Roman"/>
+          <w:bCs/>
+        </w:rPr>
+        <w:br/>
+      </w:r>
+      <w:r>
+        <w:rPr>
+          <w:rFonts w:ascii="Times New Roman" w:hAnsi="Times New Roman"/>
+          <w:bCs/>
+        </w:rPr>
+        <w:t>mas já tenho meu plano interior</w:t>
+      </w:r>
+      <w:r>
+        <w:rPr>
+          <w:rFonts w:ascii="Times New Roman" w:hAnsi="Times New Roman"/>
+          <w:bCs/>
+        </w:rPr>
+        <w:br/>
+      </w:r>
+      <w:r>
+        <w:rPr>
+          <w:rFonts w:ascii="Times New Roman" w:hAnsi="Times New Roman"/>
+          <w:bCs/>
+        </w:rPr>
+        <w:t xml:space="preserve">Peço que guieis os meus passos, </w:t>
+      </w:r>
+      <w:r>
+        <w:rPr>
+          <w:rFonts w:ascii="Times New Roman" w:hAnsi="Times New Roman"/>
+          <w:bCs/>
+        </w:rPr>
+        <w:br/>
+      </w:r>
+      <w:r>
+        <w:rPr>
+          <w:rFonts w:ascii="Times New Roman" w:hAnsi="Times New Roman"/>
+          <w:bCs/>
+        </w:rPr>
+        <w:t>mas resisto quando me tiras do meu espaço</w:t>
+      </w:r>
+      <w:r>
+        <w:rPr>
+          <w:rFonts w:ascii="Times New Roman" w:hAnsi="Times New Roman"/>
+          <w:bCs/>
         </w:rPr>
         <w:t>.</w:t>
-      </w:r>
-      <w:r>
-        <w:rPr>
-          <w:b/>
-        </w:rPr>
-        <w:br/>
-      </w:r>
-      <w:r>
-        <w:rPr>
-          <w:b/>
-        </w:rPr>
-        <w:t xml:space="preserve">Tua vontade é clara como a luz. </w:t>
-      </w:r>
-      <w:r>
-        <w:rPr>
-          <w:b/>
-        </w:rPr>
-        <w:br/>
-      </w:r>
-      <w:r>
-        <w:rPr>
-          <w:b/>
-        </w:rPr>
-        <w:t>Mas minha carne foge da cruz.</w:t>
-      </w:r>
-      <w:r>
-        <w:rPr>
-          <w:b/>
-        </w:rPr>
-        <w:br/>
-      </w:r>
-      <w:r>
-        <w:rPr>
-          <w:b/>
-        </w:rPr>
-        <w:t xml:space="preserve">Senhor, ensina-me, enfim, </w:t>
-      </w:r>
-      <w:r>
-        <w:rPr>
-          <w:b/>
-        </w:rPr>
-        <w:br/>
-      </w:r>
-      <w:r>
-        <w:rPr>
-          <w:b/>
-        </w:rPr>
-        <w:t>a negar a mim</w:t>
       </w:r>
     </w:p>
     <w:p>
       <w:pPr>
         <w:rPr>
+          <w:rFonts w:ascii="Times New Roman" w:hAnsi="Times New Roman"/>
           <w:bCs/>
         </w:rPr>
       </w:pPr>
       <w:r>
         <w:rPr>
-          <w:bCs/>
-        </w:rPr>
-        <w:t xml:space="preserve">Não é no barulho que me perco, </w:t>
-      </w:r>
-      <w:r>
-        <w:rPr>
-          <w:bCs/>
-        </w:rPr>
-        <w:br/>
-      </w:r>
-      <w:r>
-        <w:rPr>
-          <w:bCs/>
-        </w:rPr>
-        <w:t>é no meu querer encoberto</w:t>
-      </w:r>
-      <w:r>
-        <w:rPr>
-          <w:bCs/>
-        </w:rPr>
-        <w:br/>
-      </w:r>
-      <w:r>
-        <w:rPr>
-          <w:bCs/>
-        </w:rPr>
-        <w:t xml:space="preserve">Sei o que a cruz exige de mim, </w:t>
-      </w:r>
-      <w:r>
-        <w:rPr>
-          <w:bCs/>
-        </w:rPr>
-        <w:br/>
-      </w:r>
-      <w:r>
-        <w:rPr>
-          <w:bCs/>
-        </w:rPr>
-        <w:t>Mas luto pra manter meu jardim</w:t>
-      </w:r>
-      <w:r>
-        <w:rPr>
-          <w:bCs/>
-        </w:rPr>
-        <w:br/>
-      </w:r>
-      <w:r>
-        <w:rPr>
-          <w:bCs/>
-        </w:rPr>
-        <w:t xml:space="preserve">Quero </w:t>
-      </w:r>
-      <w:r>
-        <w:rPr>
+          <w:rFonts w:ascii="Times New Roman" w:hAnsi="Times New Roman"/>
+          <w:bCs/>
+        </w:rPr>
+        <w:t xml:space="preserve">Não é que eu não entenda a Tua vontade, </w:t>
+      </w:r>
+      <w:r>
+        <w:rPr>
+          <w:rFonts w:ascii="Times New Roman" w:hAnsi="Times New Roman"/>
+          <w:bCs/>
+        </w:rPr>
+        <w:br/>
+      </w:r>
+      <w:r>
+        <w:rPr>
+          <w:rFonts w:ascii="Times New Roman" w:hAnsi="Times New Roman"/>
+          <w:bCs/>
+        </w:rPr>
+        <w:t>é que a minha grita com intensidade</w:t>
+      </w:r>
+      <w:r>
+        <w:rPr>
+          <w:rFonts w:ascii="Times New Roman" w:hAnsi="Times New Roman"/>
+          <w:bCs/>
+        </w:rPr>
+        <w:br/>
+      </w:r>
+      <w:r>
+        <w:rPr>
+          <w:rFonts w:ascii="Times New Roman" w:hAnsi="Times New Roman"/>
+          <w:bCs/>
+        </w:rPr>
+        <w:t xml:space="preserve">Mas </w:t>
+      </w:r>
+      <w:r>
+        <w:rPr>
+          <w:rFonts w:ascii="Times New Roman" w:hAnsi="Times New Roman"/>
           <w:bCs/>
         </w:rPr>
         <w:t>T</w:t>
       </w:r>
       <w:r>
         <w:rPr>
-          <w:bCs/>
-        </w:rPr>
-        <w:t xml:space="preserve">e seguir com liberdade, </w:t>
-      </w:r>
-      <w:r>
-        <w:rPr>
-          <w:bCs/>
-        </w:rPr>
-        <w:br/>
-      </w:r>
-      <w:r>
-        <w:rPr>
-          <w:bCs/>
-        </w:rPr>
-        <w:t>mas carrego a minha vontade</w:t>
-      </w:r>
-      <w:r>
-        <w:rPr>
-          <w:bCs/>
-        </w:rPr>
-        <w:br/>
-      </w:r>
-      <w:r>
-        <w:rPr>
-          <w:bCs/>
-        </w:rPr>
-        <w:t xml:space="preserve">Ajuda-me a escolher o </w:t>
-      </w:r>
-      <w:r>
-        <w:rPr>
+          <w:rFonts w:ascii="Times New Roman" w:hAnsi="Times New Roman"/>
+          <w:bCs/>
+        </w:rPr>
+        <w:t xml:space="preserve">u me chamas </w:t>
+      </w:r>
+      <w:proofErr w:type="gramStart"/>
+      <w:r>
+        <w:rPr>
+          <w:rFonts w:ascii="Times New Roman" w:hAnsi="Times New Roman"/>
+          <w:bCs/>
+        </w:rPr>
+        <w:t>pra</w:t>
+      </w:r>
+      <w:proofErr w:type="gramEnd"/>
+      <w:r>
+        <w:rPr>
+          <w:rFonts w:ascii="Times New Roman" w:hAnsi="Times New Roman"/>
+          <w:bCs/>
+        </w:rPr>
+        <w:t xml:space="preserve"> morrer, </w:t>
+      </w:r>
+      <w:r>
+        <w:rPr>
+          <w:rFonts w:ascii="Times New Roman" w:hAnsi="Times New Roman"/>
+          <w:bCs/>
+        </w:rPr>
+        <w:br/>
+      </w:r>
+      <w:proofErr w:type="gramStart"/>
+      <w:r>
+        <w:rPr>
+          <w:rFonts w:ascii="Times New Roman" w:hAnsi="Times New Roman"/>
+          <w:bCs/>
+        </w:rPr>
+        <w:t>pra</w:t>
+      </w:r>
+      <w:proofErr w:type="gramEnd"/>
+      <w:r>
+        <w:rPr>
+          <w:rFonts w:ascii="Times New Roman" w:hAnsi="Times New Roman"/>
+          <w:bCs/>
+        </w:rPr>
+        <w:t xml:space="preserve"> viver o </w:t>
+      </w:r>
+      <w:r>
+        <w:rPr>
+          <w:rFonts w:ascii="Times New Roman" w:hAnsi="Times New Roman"/>
           <w:bCs/>
         </w:rPr>
         <w:t>T</w:t>
       </w:r>
       <w:r>
         <w:rPr>
-          <w:bCs/>
-        </w:rPr>
-        <w:t xml:space="preserve">eu sim, </w:t>
-      </w:r>
-      <w:r>
-        <w:rPr>
-          <w:bCs/>
-        </w:rPr>
-        <w:br/>
-      </w:r>
-      <w:r>
-        <w:rPr>
-          <w:bCs/>
-        </w:rPr>
-        <w:t>mesmo quando dói negar a mim</w:t>
+          <w:rFonts w:ascii="Times New Roman" w:hAnsi="Times New Roman"/>
+          <w:bCs/>
+        </w:rPr>
+        <w:t>eu querer</w:t>
       </w:r>
     </w:p>
     <w:p>
       <w:pPr>
         <w:rPr>
+          <w:rFonts w:ascii="Times New Roman" w:hAnsi="Times New Roman"/>
           <w:b/>
         </w:rPr>
       </w:pPr>
       <w:r>
         <w:rPr>
-          <w:b/>
-        </w:rPr>
-        <w:t>[REFRÃO]</w:t>
+          <w:rFonts w:ascii="Times New Roman" w:hAnsi="Times New Roman"/>
+          <w:b/>
+        </w:rPr>
+        <w:t xml:space="preserve">A grande luta da minha vida </w:t>
+      </w:r>
+      <w:r>
+        <w:rPr>
+          <w:rFonts w:ascii="Times New Roman" w:hAnsi="Times New Roman"/>
+          <w:b/>
+        </w:rPr>
+        <w:br/>
+      </w:r>
+      <w:r>
+        <w:rPr>
+          <w:rFonts w:ascii="Times New Roman" w:hAnsi="Times New Roman"/>
+          <w:b/>
+        </w:rPr>
+        <w:t xml:space="preserve">não é </w:t>
+      </w:r>
+      <w:r>
+        <w:rPr>
+          <w:rFonts w:ascii="Times New Roman" w:hAnsi="Times New Roman"/>
+          <w:b/>
+        </w:rPr>
+        <w:t>T</w:t>
+      </w:r>
+      <w:r>
+        <w:rPr>
+          <w:rFonts w:ascii="Times New Roman" w:hAnsi="Times New Roman"/>
+          <w:b/>
+        </w:rPr>
+        <w:t>e escutar. É me calar.</w:t>
+      </w:r>
+      <w:r>
+        <w:rPr>
+          <w:rFonts w:ascii="Times New Roman" w:hAnsi="Times New Roman"/>
+          <w:b/>
+        </w:rPr>
+        <w:br/>
+      </w:r>
+      <w:r>
+        <w:rPr>
+          <w:rFonts w:ascii="Times New Roman" w:hAnsi="Times New Roman"/>
+          <w:b/>
+        </w:rPr>
+        <w:t xml:space="preserve">Não é </w:t>
+      </w:r>
+      <w:proofErr w:type="gramStart"/>
+      <w:r>
+        <w:rPr>
+          <w:rFonts w:ascii="Times New Roman" w:hAnsi="Times New Roman"/>
+          <w:b/>
+        </w:rPr>
+        <w:t xml:space="preserve">discernir </w:t>
+      </w:r>
+      <w:r>
+        <w:rPr>
+          <w:rFonts w:ascii="Times New Roman" w:hAnsi="Times New Roman"/>
+          <w:b/>
+        </w:rPr>
+        <w:t>T</w:t>
+      </w:r>
+      <w:r>
+        <w:rPr>
+          <w:rFonts w:ascii="Times New Roman" w:hAnsi="Times New Roman"/>
+          <w:b/>
+        </w:rPr>
+        <w:t>ua</w:t>
+      </w:r>
+      <w:proofErr w:type="gramEnd"/>
+      <w:r>
+        <w:rPr>
+          <w:rFonts w:ascii="Times New Roman" w:hAnsi="Times New Roman"/>
+          <w:b/>
+        </w:rPr>
+        <w:t xml:space="preserve"> direção. </w:t>
+      </w:r>
+      <w:r>
+        <w:rPr>
+          <w:rFonts w:ascii="Times New Roman" w:hAnsi="Times New Roman"/>
+          <w:b/>
+        </w:rPr>
+        <w:br/>
+      </w:r>
+      <w:r>
+        <w:rPr>
+          <w:rFonts w:ascii="Times New Roman" w:hAnsi="Times New Roman"/>
+          <w:b/>
+        </w:rPr>
+        <w:t>É negar meu próprio coração</w:t>
+      </w:r>
+      <w:r>
+        <w:rPr>
+          <w:rFonts w:ascii="Times New Roman" w:hAnsi="Times New Roman"/>
+          <w:b/>
+        </w:rPr>
+        <w:t>.</w:t>
+      </w:r>
+      <w:r>
+        <w:rPr>
+          <w:rFonts w:ascii="Times New Roman" w:hAnsi="Times New Roman"/>
+          <w:b/>
+        </w:rPr>
+        <w:br/>
+      </w:r>
+      <w:r>
+        <w:rPr>
+          <w:rFonts w:ascii="Times New Roman" w:hAnsi="Times New Roman"/>
+          <w:b/>
+        </w:rPr>
+        <w:t xml:space="preserve">Tua vontade é clara como a luz. </w:t>
+      </w:r>
+      <w:r>
+        <w:rPr>
+          <w:rFonts w:ascii="Times New Roman" w:hAnsi="Times New Roman"/>
+          <w:b/>
+        </w:rPr>
+        <w:br/>
+      </w:r>
+      <w:r>
+        <w:rPr>
+          <w:rFonts w:ascii="Times New Roman" w:hAnsi="Times New Roman"/>
+          <w:b/>
+        </w:rPr>
+        <w:t>Mas minha carne foge da cruz.</w:t>
+      </w:r>
+      <w:r>
+        <w:rPr>
+          <w:rFonts w:ascii="Times New Roman" w:hAnsi="Times New Roman"/>
+          <w:b/>
+        </w:rPr>
+        <w:br/>
+      </w:r>
+      <w:r>
+        <w:rPr>
+          <w:rFonts w:ascii="Times New Roman" w:hAnsi="Times New Roman"/>
+          <w:b/>
+        </w:rPr>
+        <w:t xml:space="preserve">Senhor, ensina-me, enfim, </w:t>
+      </w:r>
+      <w:r>
+        <w:rPr>
+          <w:rFonts w:ascii="Times New Roman" w:hAnsi="Times New Roman"/>
+          <w:b/>
+        </w:rPr>
+        <w:br/>
+      </w:r>
+      <w:r>
+        <w:rPr>
+          <w:rFonts w:ascii="Times New Roman" w:hAnsi="Times New Roman"/>
+          <w:b/>
+        </w:rPr>
+        <w:t>a negar a mim</w:t>
       </w:r>
     </w:p>
     <w:p>
       <w:pPr>
         <w:rPr>
+          <w:rFonts w:ascii="Times New Roman" w:hAnsi="Times New Roman"/>
           <w:bCs/>
         </w:rPr>
       </w:pPr>
       <w:r>
         <w:rPr>
-          <w:bCs/>
-        </w:rPr>
-        <w:t xml:space="preserve">Não minha vontade, mas a Tua, </w:t>
-      </w:r>
-      <w:r>
-        <w:rPr>
-          <w:bCs/>
-        </w:rPr>
-        <w:br/>
-      </w:r>
-      <w:r>
-        <w:rPr>
-          <w:bCs/>
-        </w:rPr>
-        <w:t>mesmo quando eu não entendo</w:t>
-      </w:r>
-      <w:r>
-        <w:rPr>
-          <w:bCs/>
-        </w:rPr>
-        <w:br/>
-      </w:r>
-      <w:r>
-        <w:rPr>
-          <w:bCs/>
-        </w:rPr>
-        <w:t xml:space="preserve">Mesmo quando eu não sinto, </w:t>
-      </w:r>
-      <w:r>
-        <w:rPr>
-          <w:bCs/>
-        </w:rPr>
-        <w:br/>
-      </w:r>
-      <w:r>
-        <w:rPr>
-          <w:bCs/>
-        </w:rPr>
-        <w:t>mesmo quando o caminho for estreito</w:t>
-      </w:r>
-      <w:r>
-        <w:rPr>
-          <w:bCs/>
-        </w:rPr>
-        <w:br/>
-      </w:r>
-      <w:r>
-        <w:rPr>
-          <w:bCs/>
-        </w:rPr>
-        <w:t xml:space="preserve">Eu escolho </w:t>
-      </w:r>
-      <w:r>
-        <w:rPr>
-          <w:bCs/>
-        </w:rPr>
-        <w:t>T</w:t>
-      </w:r>
-      <w:r>
-        <w:rPr>
-          <w:bCs/>
-        </w:rPr>
-        <w:t>eu caminho, Teu governo, Teu destino</w:t>
-      </w:r>
-      <w:r>
-        <w:rPr>
-          <w:bCs/>
-        </w:rPr>
-        <w:br/>
-      </w:r>
-      <w:r>
-        <w:rPr>
-          <w:bCs/>
-        </w:rPr>
-        <w:t xml:space="preserve">Pois onde eu insisto em prevalecer, </w:t>
-      </w:r>
-      <w:r>
-        <w:rPr>
-          <w:bCs/>
-        </w:rPr>
-        <w:br/>
-      </w:r>
-      <w:r>
-        <w:rPr>
-          <w:bCs/>
-        </w:rPr>
-        <w:t>eu perco o que só Tu pode oferecer</w:t>
-      </w:r>
-      <w:r>
-        <w:rPr>
-          <w:bCs/>
-        </w:rPr>
-        <w:br/>
-      </w:r>
-      <w:r>
-        <w:rPr>
-          <w:bCs/>
-        </w:rPr>
-        <w:t xml:space="preserve">E no lugar em que me rendo por completo, </w:t>
-      </w:r>
-      <w:r>
-        <w:rPr>
-          <w:bCs/>
-        </w:rPr>
-        <w:br/>
-      </w:r>
-      <w:r>
-        <w:rPr>
-          <w:bCs/>
-        </w:rPr>
-        <w:t>Teu Espírito me enche pleno e reto</w:t>
+          <w:rFonts w:ascii="Times New Roman" w:hAnsi="Times New Roman"/>
+          <w:bCs/>
+        </w:rPr>
+        <w:t xml:space="preserve">Não é no barulho que me perco, </w:t>
+      </w:r>
+      <w:r>
+        <w:rPr>
+          <w:rFonts w:ascii="Times New Roman" w:hAnsi="Times New Roman"/>
+          <w:bCs/>
+        </w:rPr>
+        <w:br/>
+      </w:r>
+      <w:r>
+        <w:rPr>
+          <w:rFonts w:ascii="Times New Roman" w:hAnsi="Times New Roman"/>
+          <w:bCs/>
+        </w:rPr>
+        <w:t>é no meu querer encoberto</w:t>
+      </w:r>
+      <w:r>
+        <w:rPr>
+          <w:rFonts w:ascii="Times New Roman" w:hAnsi="Times New Roman"/>
+          <w:bCs/>
+        </w:rPr>
+        <w:br/>
+      </w:r>
+      <w:r>
+        <w:rPr>
+          <w:rFonts w:ascii="Times New Roman" w:hAnsi="Times New Roman"/>
+          <w:bCs/>
+        </w:rPr>
+        <w:t xml:space="preserve">Sei o que a cruz exige de mim, </w:t>
+      </w:r>
+      <w:r>
+        <w:rPr>
+          <w:rFonts w:ascii="Times New Roman" w:hAnsi="Times New Roman"/>
+          <w:bCs/>
+        </w:rPr>
+        <w:br/>
+      </w:r>
+      <w:r>
+        <w:rPr>
+          <w:rFonts w:ascii="Times New Roman" w:hAnsi="Times New Roman"/>
+          <w:bCs/>
+        </w:rPr>
+        <w:t xml:space="preserve">Mas luto </w:t>
+      </w:r>
+      <w:proofErr w:type="gramStart"/>
+      <w:r>
+        <w:rPr>
+          <w:rFonts w:ascii="Times New Roman" w:hAnsi="Times New Roman"/>
+          <w:bCs/>
+        </w:rPr>
+        <w:t>pra</w:t>
+      </w:r>
+      <w:proofErr w:type="gramEnd"/>
+      <w:r>
+        <w:rPr>
+          <w:rFonts w:ascii="Times New Roman" w:hAnsi="Times New Roman"/>
+          <w:bCs/>
+        </w:rPr>
+        <w:t xml:space="preserve"> manter meu jardim</w:t>
       </w:r>
     </w:p>
     <w:p>
       <w:pPr>
         <w:rPr>
-          <w:b/>
+          <w:rFonts w:ascii="Times New Roman" w:hAnsi="Times New Roman"/>
+          <w:bCs/>
         </w:rPr>
       </w:pPr>
       <w:r>
         <w:rPr>
-          <w:b/>
-        </w:rPr>
-        <w:t>[REFRÃO]</w:t>
+          <w:rFonts w:ascii="Times New Roman" w:hAnsi="Times New Roman"/>
+          <w:bCs/>
+        </w:rPr>
+        <w:t xml:space="preserve">Quero </w:t>
+      </w:r>
+      <w:r>
+        <w:rPr>
+          <w:rFonts w:ascii="Times New Roman" w:hAnsi="Times New Roman"/>
+          <w:bCs/>
+        </w:rPr>
+        <w:t>T</w:t>
+      </w:r>
+      <w:r>
+        <w:rPr>
+          <w:rFonts w:ascii="Times New Roman" w:hAnsi="Times New Roman"/>
+          <w:bCs/>
+        </w:rPr>
+        <w:t xml:space="preserve">e seguir com liberdade, </w:t>
+      </w:r>
+      <w:r>
+        <w:rPr>
+          <w:rFonts w:ascii="Times New Roman" w:hAnsi="Times New Roman"/>
+          <w:bCs/>
+        </w:rPr>
+        <w:br/>
+      </w:r>
+      <w:r>
+        <w:rPr>
+          <w:rFonts w:ascii="Times New Roman" w:hAnsi="Times New Roman"/>
+          <w:bCs/>
+        </w:rPr>
+        <w:t>mas carrego a minha vontade</w:t>
+      </w:r>
+      <w:r>
+        <w:rPr>
+          <w:rFonts w:ascii="Times New Roman" w:hAnsi="Times New Roman"/>
+          <w:bCs/>
+        </w:rPr>
+        <w:br/>
+      </w:r>
+      <w:r>
+        <w:rPr>
+          <w:rFonts w:ascii="Times New Roman" w:hAnsi="Times New Roman"/>
+          <w:bCs/>
+        </w:rPr>
+        <w:t xml:space="preserve">Ajuda-me a escolher o </w:t>
+      </w:r>
+      <w:r>
+        <w:rPr>
+          <w:rFonts w:ascii="Times New Roman" w:hAnsi="Times New Roman"/>
+          <w:bCs/>
+        </w:rPr>
+        <w:t>T</w:t>
+      </w:r>
+      <w:r>
+        <w:rPr>
+          <w:rFonts w:ascii="Times New Roman" w:hAnsi="Times New Roman"/>
+          <w:bCs/>
+        </w:rPr>
+        <w:t xml:space="preserve">eu sim, </w:t>
+      </w:r>
+      <w:r>
+        <w:rPr>
+          <w:rFonts w:ascii="Times New Roman" w:hAnsi="Times New Roman"/>
+          <w:bCs/>
+        </w:rPr>
+        <w:br/>
+      </w:r>
+      <w:r>
+        <w:rPr>
+          <w:rFonts w:ascii="Times New Roman" w:hAnsi="Times New Roman"/>
+          <w:bCs/>
+        </w:rPr>
+        <w:t>mesmo quando dói negar a mim</w:t>
       </w:r>
     </w:p>
     <w:p>
       <w:pPr>
         <w:rPr>
+          <w:rFonts w:ascii="Times New Roman" w:hAnsi="Times New Roman"/>
           <w:b/>
         </w:rPr>
       </w:pPr>
       <w:r>
         <w:rPr>
-          <w:b/>
-        </w:rPr>
-        <w:t>N</w:t>
-      </w:r>
-      <w:r>
-        <w:rPr>
-          <w:b/>
-        </w:rPr>
-        <w:t>egar a mim</w:t>
-      </w:r>
-      <w:r>
-        <w:rPr>
-          <w:b/>
-        </w:rPr>
-        <w:t>,</w:t>
-      </w:r>
-      <w:r>
-        <w:rPr>
-          <w:b/>
-        </w:rPr>
-        <w:t xml:space="preserve"> </w:t>
-      </w:r>
-      <w:r>
-        <w:rPr>
-          <w:b/>
-        </w:rPr>
-        <w:t>n</w:t>
-      </w:r>
-      <w:r>
-        <w:rPr>
-          <w:b/>
-        </w:rPr>
-        <w:t>egar a mim</w:t>
-      </w:r>
-      <w:r>
-        <w:rPr>
-          <w:b/>
-        </w:rPr>
-        <w:t>,</w:t>
-      </w:r>
-      <w:r>
-        <w:rPr>
-          <w:b/>
-        </w:rPr>
-        <w:br/>
-        <w:t>pra Te seguir até o fim.</w:t>
+          <w:rFonts w:ascii="Times New Roman" w:hAnsi="Times New Roman"/>
+          <w:b/>
+        </w:rPr>
+        <w:t>[REFRÃO]</w:t>
       </w:r>
     </w:p>
     <w:p>
       <w:pPr>
         <w:rPr>
-          <w:b/>
+          <w:rFonts w:ascii="Times New Roman" w:hAnsi="Times New Roman"/>
+          <w:bCs/>
         </w:rPr>
       </w:pPr>
+      <w:r>
+        <w:rPr>
+          <w:rFonts w:ascii="Times New Roman" w:hAnsi="Times New Roman"/>
+          <w:bCs/>
+        </w:rPr>
+        <w:t xml:space="preserve">Não minha vontade, mas a Tua, </w:t>
+      </w:r>
+      <w:r>
+        <w:rPr>
+          <w:rFonts w:ascii="Times New Roman" w:hAnsi="Times New Roman"/>
+          <w:bCs/>
+        </w:rPr>
+        <w:br/>
+      </w:r>
+      <w:r>
+        <w:rPr>
+          <w:rFonts w:ascii="Times New Roman" w:hAnsi="Times New Roman"/>
+          <w:bCs/>
+        </w:rPr>
+        <w:t>mesmo quando eu não entendo</w:t>
+      </w:r>
+      <w:r>
+        <w:rPr>
+          <w:rFonts w:ascii="Times New Roman" w:hAnsi="Times New Roman"/>
+          <w:bCs/>
+        </w:rPr>
+        <w:br/>
+      </w:r>
+      <w:r>
+        <w:rPr>
+          <w:rFonts w:ascii="Times New Roman" w:hAnsi="Times New Roman"/>
+          <w:bCs/>
+        </w:rPr>
+        <w:t xml:space="preserve">Mesmo quando eu não sinto, </w:t>
+      </w:r>
+      <w:r>
+        <w:rPr>
+          <w:rFonts w:ascii="Times New Roman" w:hAnsi="Times New Roman"/>
+          <w:bCs/>
+        </w:rPr>
+        <w:br/>
+      </w:r>
+      <w:r>
+        <w:rPr>
+          <w:rFonts w:ascii="Times New Roman" w:hAnsi="Times New Roman"/>
+          <w:bCs/>
+        </w:rPr>
+        <w:t>mesmo quando o caminho for estreito</w:t>
+      </w:r>
+    </w:p>
+    <w:p>
+      <w:pPr>
+        <w:rPr>
+          <w:rFonts w:ascii="Times New Roman" w:hAnsi="Times New Roman"/>
+          <w:bCs/>
+        </w:rPr>
+      </w:pPr>
+      <w:r>
+        <w:rPr>
+          <w:rFonts w:ascii="Times New Roman" w:hAnsi="Times New Roman"/>
+          <w:bCs/>
+        </w:rPr>
+        <w:t xml:space="preserve">Eu escolho </w:t>
+      </w:r>
+      <w:r>
+        <w:rPr>
+          <w:rFonts w:ascii="Times New Roman" w:hAnsi="Times New Roman"/>
+          <w:bCs/>
+        </w:rPr>
+        <w:t>T</w:t>
+      </w:r>
+      <w:r>
+        <w:rPr>
+          <w:rFonts w:ascii="Times New Roman" w:hAnsi="Times New Roman"/>
+          <w:bCs/>
+        </w:rPr>
+        <w:t>eu caminho, Teu governo, Teu destino</w:t>
+      </w:r>
+      <w:r>
+        <w:rPr>
+          <w:rFonts w:ascii="Times New Roman" w:hAnsi="Times New Roman"/>
+          <w:bCs/>
+        </w:rPr>
+        <w:br/>
+      </w:r>
+      <w:r>
+        <w:rPr>
+          <w:rFonts w:ascii="Times New Roman" w:hAnsi="Times New Roman"/>
+          <w:bCs/>
+        </w:rPr>
+        <w:t xml:space="preserve">Pois onde eu insisto em prevalecer, </w:t>
+      </w:r>
+      <w:r>
+        <w:rPr>
+          <w:rFonts w:ascii="Times New Roman" w:hAnsi="Times New Roman"/>
+          <w:bCs/>
+        </w:rPr>
+        <w:br/>
+      </w:r>
+      <w:r>
+        <w:rPr>
+          <w:rFonts w:ascii="Times New Roman" w:hAnsi="Times New Roman"/>
+          <w:bCs/>
+        </w:rPr>
+        <w:t xml:space="preserve">eu perco o que só </w:t>
+      </w:r>
+      <w:proofErr w:type="gramStart"/>
+      <w:r>
+        <w:rPr>
+          <w:rFonts w:ascii="Times New Roman" w:hAnsi="Times New Roman"/>
+          <w:bCs/>
+        </w:rPr>
+        <w:t>Tu pode</w:t>
+      </w:r>
+      <w:proofErr w:type="gramEnd"/>
+      <w:r>
+        <w:rPr>
+          <w:rFonts w:ascii="Times New Roman" w:hAnsi="Times New Roman"/>
+          <w:bCs/>
+        </w:rPr>
+        <w:t xml:space="preserve"> oferecer</w:t>
+      </w:r>
+    </w:p>
+    <w:p>
+      <w:pPr>
+        <w:rPr>
+          <w:rFonts w:ascii="Times New Roman" w:hAnsi="Times New Roman"/>
+          <w:bCs/>
+        </w:rPr>
+      </w:pPr>
+      <w:r>
+        <w:rPr>
+          <w:rFonts w:ascii="Times New Roman" w:hAnsi="Times New Roman"/>
+          <w:bCs/>
+        </w:rPr>
+        <w:t xml:space="preserve">E no lugar em que me rendo por completo, </w:t>
+      </w:r>
+      <w:r>
+        <w:rPr>
+          <w:rFonts w:ascii="Times New Roman" w:hAnsi="Times New Roman"/>
+          <w:bCs/>
+        </w:rPr>
+        <w:br/>
+      </w:r>
+      <w:r>
+        <w:rPr>
+          <w:rFonts w:ascii="Times New Roman" w:hAnsi="Times New Roman"/>
+          <w:bCs/>
+        </w:rPr>
+        <w:t>Teu Espírito me enche pleno e reto</w:t>
+      </w:r>
+    </w:p>
+    <w:p>
+      <w:pPr>
+        <w:rPr>
+          <w:rFonts w:ascii="Times New Roman" w:hAnsi="Times New Roman"/>
+          <w:b/>
+        </w:rPr>
+      </w:pPr>
+      <w:r>
+        <w:rPr>
+          <w:rFonts w:ascii="Times New Roman" w:hAnsi="Times New Roman"/>
+          <w:b/>
+        </w:rPr>
+        <w:t>[REFRÃO]</w:t>
+      </w:r>
+    </w:p>
+    <w:p>
+      <w:pPr>
+        <w:rPr>
+          <w:rFonts w:ascii="Times New Roman" w:hAnsi="Times New Roman"/>
+          <w:b/>
+        </w:rPr>
+      </w:pPr>
+      <w:r>
+        <w:rPr>
+          <w:rFonts w:ascii="Times New Roman" w:hAnsi="Times New Roman"/>
+          <w:b/>
+        </w:rPr>
+        <w:t>Negar a mim, negar a mim,</w:t>
+      </w:r>
+      <w:r>
+        <w:rPr>
+          <w:rFonts w:ascii="Times New Roman" w:hAnsi="Times New Roman"/>
+          <w:b/>
+        </w:rPr>
+        <w:br/>
+      </w:r>
+      <w:proofErr w:type="gramStart"/>
+      <w:r>
+        <w:rPr>
+          <w:rFonts w:ascii="Times New Roman" w:hAnsi="Times New Roman"/>
+          <w:b/>
+        </w:rPr>
+        <w:t>pra</w:t>
+      </w:r>
+      <w:proofErr w:type="gramEnd"/>
+      <w:r>
+        <w:rPr>
+          <w:rFonts w:ascii="Times New Roman" w:hAnsi="Times New Roman"/>
+          <w:b/>
+        </w:rPr>
+        <w:t xml:space="preserve"> Te seguir até o fim.</w:t>
+      </w:r>
     </w:p>
     <w:sectPr>
       <w:pgSz w:w="11906" w:h="16838"/>
